--- a/teaching/FINT508/客席講者教學安排_四個星期日.docx
+++ b/teaching/FINT508/客席講者教學安排_四個星期日.docx
@@ -8471,12 +8471,953 @@
         <w:pStyle w:val="Heading2"/>
       </w:pPr>
       <w:r>
-        <w:t>十、分工：你 vs Dr Lee</w:t>
+        <w:t>十、技術部分：你講連繫，Dr Lee 講機制</w:t>
+      </w:r>
+    </w:p>
+    <w:p>
+      <w:pPr>
+        <w:pStyle w:val="IntenseQuote"/>
+      </w:pPr>
+      <w:r>
+        <w:rPr>
+          <w:b/>
+        </w:rPr>
+        <w:t>這一章已修正。</w:t>
+      </w:r>
+      <w:r>
+        <w:t xml:space="preserve"> 先前寫成「科技歸 Dr Lee」—— 那個寫法會令你交走自己最好的內容。四堂裡最強的幾個教學時刻（proxy variable、threshold、data leakage、unexplained gap）全部都是技術連繫位。</w:t>
       </w:r>
     </w:p>
     <w:p>
       <w:r>
-        <w:t>科技歸 Dr Lee。這是一份禮物 —— 你可以講「唔係我嗰忽」而不會顯得心虛。</w:t>
+        <w:t>不是兩邊，是三層：</w:t>
+      </w:r>
+    </w:p>
+    <w:tbl>
+      <w:tblPr>
+        <w:tblStyle w:val="TableGrid"/>
+        <w:tblW w:type="auto" w:w="0"/>
+        <w:jc w:val="center"/>
+        <w:tblLook w:firstColumn="1" w:firstRow="1" w:lastColumn="0" w:lastRow="0" w:noHBand="0" w:noVBand="1" w:val="04A0"/>
+      </w:tblPr>
+      <w:tblGrid>
+        <w:gridCol w:w="3216"/>
+        <w:gridCol w:w="3216"/>
+        <w:gridCol w:w="3216"/>
+      </w:tblGrid>
+      <w:tr>
+        <w:tc>
+          <w:tcPr>
+            <w:tcW w:type="dxa" w:w="3216"/>
+            <w:shd w:val="clear" w:fill="2E5496"/>
+          </w:tcPr>
+          <w:p>
+            <w:pPr>
+              <w:spacing w:after="40"/>
+            </w:pPr>
+            <w:r>
+              <w:rPr>
+                <w:b/>
+                <w:color w:val="FFFFFF"/>
+                <w:sz w:val="20"/>
+              </w:rPr>
+            </w:r>
+            <w:r>
+              <w:rPr>
+                <w:b/>
+                <w:color w:val="FFFFFF"/>
+                <w:sz w:val="20"/>
+              </w:rPr>
+              <w:t>層</w:t>
+            </w:r>
+          </w:p>
+        </w:tc>
+        <w:tc>
+          <w:tcPr>
+            <w:tcW w:type="dxa" w:w="3216"/>
+            <w:shd w:val="clear" w:fill="2E5496"/>
+          </w:tcPr>
+          <w:p>
+            <w:pPr>
+              <w:spacing w:after="40"/>
+            </w:pPr>
+            <w:r>
+              <w:rPr>
+                <w:b/>
+                <w:color w:val="FFFFFF"/>
+                <w:sz w:val="20"/>
+              </w:rPr>
+            </w:r>
+            <w:r>
+              <w:rPr>
+                <w:b/>
+                <w:color w:val="FFFFFF"/>
+                <w:sz w:val="20"/>
+              </w:rPr>
+              <w:t>誰講</w:t>
+            </w:r>
+          </w:p>
+        </w:tc>
+        <w:tc>
+          <w:tcPr>
+            <w:tcW w:type="dxa" w:w="3216"/>
+            <w:shd w:val="clear" w:fill="2E5496"/>
+          </w:tcPr>
+          <w:p>
+            <w:pPr>
+              <w:spacing w:after="40"/>
+            </w:pPr>
+            <w:r>
+              <w:rPr>
+                <w:b/>
+                <w:color w:val="FFFFFF"/>
+                <w:sz w:val="20"/>
+              </w:rPr>
+            </w:r>
+            <w:r>
+              <w:rPr>
+                <w:b/>
+                <w:color w:val="FFFFFF"/>
+                <w:sz w:val="20"/>
+              </w:rPr>
+              <w:t>內容</w:t>
+            </w:r>
+          </w:p>
+        </w:tc>
+      </w:tr>
+      <w:tr>
+        <w:tc>
+          <w:tcPr>
+            <w:tcW w:type="dxa" w:w="3216"/>
+          </w:tcPr>
+          <w:p>
+            <w:pPr>
+              <w:spacing w:after="40"/>
+            </w:pPr>
+            <w:r>
+              <w:rPr>
+                <w:sz w:val="19"/>
+              </w:rPr>
+            </w:r>
+            <w:r>
+              <w:rPr>
+                <w:b/>
+                <w:sz w:val="19"/>
+              </w:rPr>
+              <w:t>一　個決定</w:t>
+            </w:r>
+          </w:p>
+        </w:tc>
+        <w:tc>
+          <w:tcPr>
+            <w:tcW w:type="dxa" w:w="3216"/>
+          </w:tcPr>
+          <w:p>
+            <w:pPr>
+              <w:spacing w:after="40"/>
+            </w:pPr>
+            <w:r>
+              <w:rPr>
+                <w:sz w:val="19"/>
+              </w:rPr>
+            </w:r>
+            <w:r>
+              <w:rPr>
+                <w:sz w:val="19"/>
+              </w:rPr>
+              <w:t>你，全部</w:t>
+            </w:r>
+          </w:p>
+        </w:tc>
+        <w:tc>
+          <w:tcPr>
+            <w:tcW w:type="dxa" w:w="3216"/>
+          </w:tcPr>
+          <w:p>
+            <w:pPr>
+              <w:spacing w:after="40"/>
+            </w:pPr>
+            <w:r>
+              <w:rPr>
+                <w:sz w:val="19"/>
+              </w:rPr>
+            </w:r>
+            <w:r>
+              <w:rPr>
+                <w:sz w:val="19"/>
+              </w:rPr>
+              <w:t>這個模型為了答哪條 HR 問題？誰要據此行動？做錯的成本是多少？誰有權看？</w:t>
+            </w:r>
+          </w:p>
+        </w:tc>
+      </w:tr>
+      <w:tr>
+        <w:tc>
+          <w:tcPr>
+            <w:tcW w:type="dxa" w:w="3216"/>
+            <w:shd w:val="clear" w:fill="EEF3FA"/>
+          </w:tcPr>
+          <w:p>
+            <w:pPr>
+              <w:spacing w:after="40"/>
+            </w:pPr>
+            <w:r>
+              <w:rPr>
+                <w:sz w:val="19"/>
+              </w:rPr>
+            </w:r>
+            <w:r>
+              <w:rPr>
+                <w:b/>
+                <w:sz w:val="19"/>
+              </w:rPr>
+              <w:t>二　個連繫（重點在這層）</w:t>
+            </w:r>
+          </w:p>
+        </w:tc>
+        <w:tc>
+          <w:tcPr>
+            <w:tcW w:type="dxa" w:w="3216"/>
+            <w:shd w:val="clear" w:fill="EEF3FA"/>
+          </w:tcPr>
+          <w:p>
+            <w:pPr>
+              <w:spacing w:after="40"/>
+            </w:pPr>
+            <w:r>
+              <w:rPr>
+                <w:sz w:val="19"/>
+              </w:rPr>
+            </w:r>
+            <w:r>
+              <w:rPr>
+                <w:b/>
+                <w:sz w:val="19"/>
+              </w:rPr>
+              <w:t>你，一定要講到</w:t>
+            </w:r>
+          </w:p>
+        </w:tc>
+        <w:tc>
+          <w:tcPr>
+            <w:tcW w:type="dxa" w:w="3216"/>
+            <w:shd w:val="clear" w:fill="EEF3FA"/>
+          </w:tcPr>
+          <w:p>
+            <w:pPr>
+              <w:spacing w:after="40"/>
+            </w:pPr>
+            <w:r>
+              <w:rPr>
+                <w:sz w:val="19"/>
+              </w:rPr>
+            </w:r>
+            <w:r>
+              <w:rPr>
+                <w:sz w:val="19"/>
+              </w:rPr>
+              <w:t>模型實際做什麼、輸出是什麼形狀、為什麼會錯、答不到什麼。</w:t>
+            </w:r>
+            <w:r>
+              <w:rPr>
+                <w:b/>
+                <w:sz w:val="19"/>
+              </w:rPr>
+              <w:t>概念層，不用數學，不用程式</w:t>
+            </w:r>
+          </w:p>
+        </w:tc>
+      </w:tr>
+      <w:tr>
+        <w:tc>
+          <w:tcPr>
+            <w:tcW w:type="dxa" w:w="3216"/>
+          </w:tcPr>
+          <w:p>
+            <w:pPr>
+              <w:spacing w:after="40"/>
+            </w:pPr>
+            <w:r>
+              <w:rPr>
+                <w:sz w:val="19"/>
+              </w:rPr>
+            </w:r>
+            <w:r>
+              <w:rPr>
+                <w:b/>
+                <w:sz w:val="19"/>
+              </w:rPr>
+              <w:t>三　個機制</w:t>
+            </w:r>
+          </w:p>
+        </w:tc>
+        <w:tc>
+          <w:tcPr>
+            <w:tcW w:type="dxa" w:w="3216"/>
+          </w:tcPr>
+          <w:p>
+            <w:pPr>
+              <w:spacing w:after="40"/>
+            </w:pPr>
+            <w:r>
+              <w:rPr>
+                <w:sz w:val="19"/>
+              </w:rPr>
+            </w:r>
+            <w:r>
+              <w:rPr>
+                <w:sz w:val="19"/>
+              </w:rPr>
+              <w:t>Dr Lee</w:t>
+            </w:r>
+          </w:p>
+        </w:tc>
+        <w:tc>
+          <w:tcPr>
+            <w:tcW w:type="dxa" w:w="3216"/>
+          </w:tcPr>
+          <w:p>
+            <w:pPr>
+              <w:spacing w:after="40"/>
+            </w:pPr>
+            <w:r>
+              <w:rPr>
+                <w:sz w:val="19"/>
+              </w:rPr>
+            </w:r>
+            <w:r>
+              <w:rPr>
+                <w:sz w:val="19"/>
+              </w:rPr>
+              <w:t>演算法怎樣運作、訓練、調參、驗證、統計推導</w:t>
+            </w:r>
+          </w:p>
+        </w:tc>
+      </w:tr>
+    </w:tbl>
+    <w:p>
+      <w:pPr>
+        <w:spacing w:after="80"/>
+      </w:pPr>
+    </w:p>
+    <w:p>
+      <w:r>
+        <w:t>第二層是你的價值所在：Dr Lee 教得到第三層，教科書寫了第一層 —— 而</w:t>
+      </w:r>
+      <w:r>
+        <w:rPr>
+          <w:b/>
+        </w:rPr>
+        <w:t>由第三層走回第一層那條路</w:t>
+      </w:r>
+      <w:r>
+        <w:t>，要同時知道 HR 會議裡實際發生什麼、和模型實際交了什麼出來。全課程只有你兩樣都知。</w:t>
+      </w:r>
+    </w:p>
+    <w:p>
+      <w:r>
+        <w:rPr>
+          <w:b/>
+        </w:rPr>
+        <w:t>界線不在「技術／非技術」，在深度。</w:t>
+      </w:r>
+    </w:p>
+    <w:p>
+      <w:pPr>
+        <w:pStyle w:val="ListBullet"/>
+      </w:pPr>
+      <w:r>
+        <w:t xml:space="preserve">「模型給你一個 0 至 1 的分數，你要自己決定在哪裡切」→ </w:t>
+      </w:r>
+      <w:r>
+        <w:rPr>
+          <w:b/>
+        </w:rPr>
+        <w:t>你講</w:t>
+      </w:r>
+    </w:p>
+    <w:p>
+      <w:pPr>
+        <w:pStyle w:val="ListBullet"/>
+      </w:pPr>
+      <w:r>
+        <w:t xml:space="preserve">「它用 gradient boosting，learning rate 0.1」→ </w:t>
+      </w:r>
+      <w:r>
+        <w:rPr>
+          <w:b/>
+        </w:rPr>
+        <w:t>Dr Lee 講</w:t>
+      </w:r>
+    </w:p>
+    <w:p>
+      <w:pPr>
+        <w:pStyle w:val="Heading3"/>
+      </w:pPr>
+      <w:r>
+        <w:t>六個不要交出去的時刻</w:t>
+      </w:r>
+    </w:p>
+    <w:p>
+      <w:r>
+        <w:t>每一個都是技術問題，但答案都在 HR 那邊 —— 交出去，Dr Lee 也答不到，因為他沒有你那些知識。</w:t>
+      </w:r>
+    </w:p>
+    <w:tbl>
+      <w:tblPr>
+        <w:tblStyle w:val="TableGrid"/>
+        <w:tblW w:type="auto" w:w="0"/>
+        <w:jc w:val="center"/>
+        <w:tblLook w:firstColumn="1" w:firstRow="1" w:lastColumn="0" w:lastRow="0" w:noHBand="0" w:noVBand="1" w:val="04A0"/>
+      </w:tblPr>
+      <w:tblGrid>
+        <w:gridCol w:w="3216"/>
+        <w:gridCol w:w="3216"/>
+        <w:gridCol w:w="3216"/>
+      </w:tblGrid>
+      <w:tr>
+        <w:tc>
+          <w:tcPr>
+            <w:tcW w:type="dxa" w:w="3216"/>
+            <w:shd w:val="clear" w:fill="2E5496"/>
+          </w:tcPr>
+          <w:p>
+            <w:pPr>
+              <w:spacing w:after="40"/>
+            </w:pPr>
+            <w:r>
+              <w:rPr>
+                <w:b/>
+                <w:color w:val="FFFFFF"/>
+                <w:sz w:val="20"/>
+              </w:rPr>
+            </w:r>
+            <w:r>
+              <w:rPr>
+                <w:b/>
+                <w:color w:val="FFFFFF"/>
+                <w:sz w:val="20"/>
+              </w:rPr>
+              <w:t>時刻</w:t>
+            </w:r>
+          </w:p>
+        </w:tc>
+        <w:tc>
+          <w:tcPr>
+            <w:tcW w:type="dxa" w:w="3216"/>
+            <w:shd w:val="clear" w:fill="2E5496"/>
+          </w:tcPr>
+          <w:p>
+            <w:pPr>
+              <w:spacing w:after="40"/>
+            </w:pPr>
+            <w:r>
+              <w:rPr>
+                <w:b/>
+                <w:color w:val="FFFFFF"/>
+                <w:sz w:val="20"/>
+              </w:rPr>
+            </w:r>
+            <w:r>
+              <w:rPr>
+                <w:b/>
+                <w:color w:val="FFFFFF"/>
+                <w:sz w:val="20"/>
+              </w:rPr>
+              <w:t>哪堂</w:t>
+            </w:r>
+          </w:p>
+        </w:tc>
+        <w:tc>
+          <w:tcPr>
+            <w:tcW w:type="dxa" w:w="3216"/>
+            <w:shd w:val="clear" w:fill="2E5496"/>
+          </w:tcPr>
+          <w:p>
+            <w:pPr>
+              <w:spacing w:after="40"/>
+            </w:pPr>
+            <w:r>
+              <w:rPr>
+                <w:b/>
+                <w:color w:val="FFFFFF"/>
+                <w:sz w:val="20"/>
+              </w:rPr>
+            </w:r>
+            <w:r>
+              <w:rPr>
+                <w:b/>
+                <w:color w:val="FFFFFF"/>
+                <w:sz w:val="20"/>
+              </w:rPr>
+              <w:t>為什麼是你的</w:t>
+            </w:r>
+          </w:p>
+        </w:tc>
+      </w:tr>
+      <w:tr>
+        <w:tc>
+          <w:tcPr>
+            <w:tcW w:type="dxa" w:w="3216"/>
+          </w:tcPr>
+          <w:p>
+            <w:pPr>
+              <w:spacing w:after="40"/>
+            </w:pPr>
+            <w:r>
+              <w:rPr>
+                <w:sz w:val="19"/>
+              </w:rPr>
+            </w:r>
+            <w:r>
+              <w:rPr>
+                <w:b/>
+                <w:sz w:val="19"/>
+              </w:rPr>
+              <w:t>Threshold 是管理決定</w:t>
+            </w:r>
+          </w:p>
+        </w:tc>
+        <w:tc>
+          <w:tcPr>
+            <w:tcW w:type="dxa" w:w="3216"/>
+          </w:tcPr>
+          <w:p>
+            <w:pPr>
+              <w:spacing w:after="40"/>
+            </w:pPr>
+            <w:r>
+              <w:rPr>
+                <w:sz w:val="19"/>
+              </w:rPr>
+            </w:r>
+            <w:r>
+              <w:rPr>
+                <w:sz w:val="19"/>
+              </w:rPr>
+              <w:t>第四堂</w:t>
+            </w:r>
+          </w:p>
+        </w:tc>
+        <w:tc>
+          <w:tcPr>
+            <w:tcW w:type="dxa" w:w="3216"/>
+          </w:tcPr>
+          <w:p>
+            <w:pPr>
+              <w:spacing w:after="40"/>
+            </w:pPr>
+            <w:r>
+              <w:rPr>
+                <w:sz w:val="19"/>
+              </w:rPr>
+            </w:r>
+            <w:r>
+              <w:rPr>
+                <w:sz w:val="19"/>
+              </w:rPr>
+              <w:t>取捨兩邊都是港元和人，不是數學。全系列最重要的一句</w:t>
+            </w:r>
+          </w:p>
+        </w:tc>
+      </w:tr>
+      <w:tr>
+        <w:tc>
+          <w:tcPr>
+            <w:tcW w:type="dxa" w:w="3216"/>
+            <w:shd w:val="clear" w:fill="EEF3FA"/>
+          </w:tcPr>
+          <w:p>
+            <w:pPr>
+              <w:spacing w:after="40"/>
+            </w:pPr>
+            <w:r>
+              <w:rPr>
+                <w:sz w:val="19"/>
+              </w:rPr>
+            </w:r>
+            <w:r>
+              <w:rPr>
+                <w:b/>
+                <w:sz w:val="19"/>
+              </w:rPr>
+              <w:t>Proxy variable</w:t>
+            </w:r>
+            <w:r>
+              <w:rPr>
+                <w:sz w:val="19"/>
+              </w:rPr>
+              <w:t>：刪走欄位不會刪走資訊</w:t>
+            </w:r>
+          </w:p>
+        </w:tc>
+        <w:tc>
+          <w:tcPr>
+            <w:tcW w:type="dxa" w:w="3216"/>
+            <w:shd w:val="clear" w:fill="EEF3FA"/>
+          </w:tcPr>
+          <w:p>
+            <w:pPr>
+              <w:spacing w:after="40"/>
+            </w:pPr>
+            <w:r>
+              <w:rPr>
+                <w:sz w:val="19"/>
+              </w:rPr>
+            </w:r>
+            <w:r>
+              <w:rPr>
+                <w:sz w:val="19"/>
+              </w:rPr>
+              <w:t>第二堂</w:t>
+            </w:r>
+          </w:p>
+        </w:tc>
+        <w:tc>
+          <w:tcPr>
+            <w:tcW w:type="dxa" w:w="3216"/>
+            <w:shd w:val="clear" w:fill="EEF3FA"/>
+          </w:tcPr>
+          <w:p>
+            <w:pPr>
+              <w:spacing w:after="40"/>
+            </w:pPr>
+            <w:r>
+              <w:rPr>
+                <w:sz w:val="19"/>
+              </w:rPr>
+            </w:r>
+            <w:r>
+              <w:rPr>
+                <w:sz w:val="19"/>
+              </w:rPr>
+              <w:t>要答它，你要知道履歷實際有哪些欄、香港會問什麼。數據科學家不知道</w:t>
+            </w:r>
+          </w:p>
+        </w:tc>
+      </w:tr>
+      <w:tr>
+        <w:tc>
+          <w:tcPr>
+            <w:tcW w:type="dxa" w:w="3216"/>
+          </w:tcPr>
+          <w:p>
+            <w:pPr>
+              <w:spacing w:after="40"/>
+            </w:pPr>
+            <w:r>
+              <w:rPr>
+                <w:sz w:val="19"/>
+              </w:rPr>
+            </w:r>
+            <w:r>
+              <w:rPr>
+                <w:b/>
+                <w:sz w:val="19"/>
+              </w:rPr>
+              <w:t>Data leakage</w:t>
+            </w:r>
+          </w:p>
+        </w:tc>
+        <w:tc>
+          <w:tcPr>
+            <w:tcW w:type="dxa" w:w="3216"/>
+          </w:tcPr>
+          <w:p>
+            <w:pPr>
+              <w:spacing w:after="40"/>
+            </w:pPr>
+            <w:r>
+              <w:rPr>
+                <w:sz w:val="19"/>
+              </w:rPr>
+            </w:r>
+            <w:r>
+              <w:rPr>
+                <w:sz w:val="19"/>
+              </w:rPr>
+              <w:t>第四堂</w:t>
+            </w:r>
+          </w:p>
+        </w:tc>
+        <w:tc>
+          <w:tcPr>
+            <w:tcW w:type="dxa" w:w="3216"/>
+          </w:tcPr>
+          <w:p>
+            <w:pPr>
+              <w:spacing w:after="40"/>
+            </w:pPr>
+            <w:r>
+              <w:rPr>
+                <w:sz w:val="19"/>
+              </w:rPr>
+            </w:r>
+            <w:r>
+              <w:rPr>
+                <w:sz w:val="19"/>
+              </w:rPr>
+              <w:t>純粹是流程知識。懂 HR 的人才挑得出來</w:t>
+            </w:r>
+          </w:p>
+        </w:tc>
+      </w:tr>
+      <w:tr>
+        <w:tc>
+          <w:tcPr>
+            <w:tcW w:type="dxa" w:w="3216"/>
+            <w:shd w:val="clear" w:fill="EEF3FA"/>
+          </w:tcPr>
+          <w:p>
+            <w:pPr>
+              <w:spacing w:after="40"/>
+            </w:pPr>
+            <w:r>
+              <w:rPr>
+                <w:sz w:val="19"/>
+              </w:rPr>
+            </w:r>
+            <w:r>
+              <w:rPr>
+                <w:b/>
+                <w:sz w:val="19"/>
+              </w:rPr>
+              <w:t>兩種錯的港元價</w:t>
+            </w:r>
+          </w:p>
+        </w:tc>
+        <w:tc>
+          <w:tcPr>
+            <w:tcW w:type="dxa" w:w="3216"/>
+            <w:shd w:val="clear" w:fill="EEF3FA"/>
+          </w:tcPr>
+          <w:p>
+            <w:pPr>
+              <w:spacing w:after="40"/>
+            </w:pPr>
+            <w:r>
+              <w:rPr>
+                <w:sz w:val="19"/>
+              </w:rPr>
+            </w:r>
+            <w:r>
+              <w:rPr>
+                <w:sz w:val="19"/>
+              </w:rPr>
+              <w:t>第四堂</w:t>
+            </w:r>
+          </w:p>
+        </w:tc>
+        <w:tc>
+          <w:tcPr>
+            <w:tcW w:type="dxa" w:w="3216"/>
+            <w:shd w:val="clear" w:fill="EEF3FA"/>
+          </w:tcPr>
+          <w:p>
+            <w:pPr>
+              <w:spacing w:after="40"/>
+            </w:pPr>
+            <w:r>
+              <w:rPr>
+                <w:sz w:val="19"/>
+              </w:rPr>
+            </w:r>
+            <w:r>
+              <w:rPr>
+                <w:sz w:val="19"/>
+              </w:rPr>
+              <w:t>重置成本、招聘前置期、能力損失 —— 全是你的專業</w:t>
+            </w:r>
+          </w:p>
+        </w:tc>
+      </w:tr>
+      <w:tr>
+        <w:tc>
+          <w:tcPr>
+            <w:tcW w:type="dxa" w:w="3216"/>
+          </w:tcPr>
+          <w:p>
+            <w:pPr>
+              <w:spacing w:after="40"/>
+            </w:pPr>
+            <w:r>
+              <w:rPr>
+                <w:sz w:val="19"/>
+              </w:rPr>
+            </w:r>
+            <w:r>
+              <w:rPr>
+                <w:b/>
+                <w:sz w:val="19"/>
+              </w:rPr>
+              <w:t>Unexplained gap 是 residual</w:t>
+            </w:r>
+          </w:p>
+        </w:tc>
+        <w:tc>
+          <w:tcPr>
+            <w:tcW w:type="dxa" w:w="3216"/>
+          </w:tcPr>
+          <w:p>
+            <w:pPr>
+              <w:spacing w:after="40"/>
+            </w:pPr>
+            <w:r>
+              <w:rPr>
+                <w:sz w:val="19"/>
+              </w:rPr>
+            </w:r>
+            <w:r>
+              <w:rPr>
+                <w:sz w:val="19"/>
+              </w:rPr>
+              <w:t>第三堂</w:t>
+            </w:r>
+          </w:p>
+        </w:tc>
+        <w:tc>
+          <w:tcPr>
+            <w:tcW w:type="dxa" w:w="3216"/>
+          </w:tcPr>
+          <w:p>
+            <w:pPr>
+              <w:spacing w:after="40"/>
+            </w:pPr>
+            <w:r>
+              <w:rPr>
+                <w:sz w:val="19"/>
+              </w:rPr>
+            </w:r>
+            <w:r>
+              <w:rPr>
+                <w:sz w:val="19"/>
+              </w:rPr>
+              <w:t>統計是簡單的；難的是「控制了什麼、為什麼」，那是職級架構問題</w:t>
+            </w:r>
+          </w:p>
+        </w:tc>
+      </w:tr>
+      <w:tr>
+        <w:tc>
+          <w:tcPr>
+            <w:tcW w:type="dxa" w:w="3216"/>
+            <w:shd w:val="clear" w:fill="EEF3FA"/>
+          </w:tcPr>
+          <w:p>
+            <w:pPr>
+              <w:spacing w:after="40"/>
+            </w:pPr>
+            <w:r>
+              <w:rPr>
+                <w:sz w:val="19"/>
+              </w:rPr>
+            </w:r>
+            <w:r>
+              <w:rPr>
+                <w:b/>
+                <w:sz w:val="19"/>
+              </w:rPr>
+              <w:t>假設 vs 結構、model risk</w:t>
+            </w:r>
+          </w:p>
+        </w:tc>
+        <w:tc>
+          <w:tcPr>
+            <w:tcW w:type="dxa" w:w="3216"/>
+            <w:shd w:val="clear" w:fill="EEF3FA"/>
+          </w:tcPr>
+          <w:p>
+            <w:pPr>
+              <w:spacing w:after="40"/>
+            </w:pPr>
+            <w:r>
+              <w:rPr>
+                <w:sz w:val="19"/>
+              </w:rPr>
+            </w:r>
+            <w:r>
+              <w:rPr>
+                <w:sz w:val="19"/>
+              </w:rPr>
+              <w:t>第一堂</w:t>
+            </w:r>
+          </w:p>
+        </w:tc>
+        <w:tc>
+          <w:tcPr>
+            <w:tcW w:type="dxa" w:w="3216"/>
+            <w:shd w:val="clear" w:fill="EEF3FA"/>
+          </w:tcPr>
+          <w:p>
+            <w:pPr>
+              <w:spacing w:after="40"/>
+            </w:pPr>
+            <w:r>
+              <w:rPr>
+                <w:sz w:val="19"/>
+              </w:rPr>
+            </w:r>
+            <w:r>
+              <w:rPr>
+                <w:sz w:val="19"/>
+              </w:rPr>
+              <w:t>那些假設全是 HR 假設。你是房裡唯一有資格質疑它們的人</w:t>
+            </w:r>
+          </w:p>
+        </w:tc>
+      </w:tr>
+    </w:tbl>
+    <w:p>
+      <w:pPr>
+        <w:spacing w:after="80"/>
+      </w:pPr>
+    </w:p>
+    <w:p>
+      <w:pPr>
+        <w:pStyle w:val="Heading3"/>
+      </w:pPr>
+      <w:r>
+        <w:t>交棒要兩段式，不是迴避</w:t>
+      </w:r>
+    </w:p>
+    <w:p>
+      <w:r>
+        <w:t>先答 HR 那一半，再交機器那一半 —— 這樣你不是退，你是劃界：</w:t>
+      </w:r>
+    </w:p>
+    <w:p>
+      <w:pPr>
+        <w:pStyle w:val="IntenseQuote"/>
+      </w:pPr>
+      <w:r>
+        <w:t>"For this decision the algorithm matters far less than where you set the threshold — and that one is ours. Which algorithm, and why, is Dr Lee's, and he will take it further than I can."</w:t>
+      </w:r>
+    </w:p>
+    <w:p>
+      <w:pPr>
+        <w:pStyle w:val="IntenseQuote"/>
+      </w:pPr>
+      <w:r>
+        <w:t>"Accuracy is the wrong question here, and I can show you why in thirty seconds. The right question is what each kind of error costs you. How to measure it properly — Dr Lee."</w:t>
+      </w:r>
+    </w:p>
+    <w:p>
+      <w:pPr>
+        <w:pStyle w:val="IntenseQuote"/>
+      </w:pPr>
+      <w:r>
+        <w:t>"I don't know. My instinct is X, but don't quote me — I'll check and come back to you next Sunday."</w:t>
+      </w:r>
+    </w:p>
+    <w:p>
+      <w:r>
+        <w:rPr>
+          <w:b/>
+        </w:rPr>
+        <w:t>下星期真的要回來答。</w:t>
+      </w:r>
+      <w:r>
+        <w:t xml:space="preserve"> 四堂之間隔一星期，這是你最抵用的資產：查完，下一堂開場三十秒答回上星期那條問題。全班會記住這件事，多過記住答案本身。</w:t>
       </w:r>
     </w:p>
     <w:tbl>
@@ -8605,22 +9546,10 @@
             </w:r>
             <w:r>
               <w:rPr>
-                <w:sz w:val="19"/>
-              </w:rPr>
-              <w:t>模型是</w:t>
-            </w:r>
-            <w:r>
-              <w:rPr>
                 <w:b/>
                 <w:sz w:val="19"/>
               </w:rPr>
-              <w:t>為了什麼</w:t>
-            </w:r>
-            <w:r>
-              <w:rPr>
-                <w:sz w:val="19"/>
-              </w:rPr>
-              <w:t>、以及絕對不可以用來做什麼</w:t>
+              <w:t>模型在概念上做什麼、為什麼會錯、答不到什麼</w:t>
             </w:r>
           </w:p>
         </w:tc>
@@ -8732,7 +9661,7 @@
               <w:rPr>
                 <w:sz w:val="19"/>
               </w:rPr>
-              <w:t>讀 confusion matrix 以外的模型評估</w:t>
+              <w:t>AUC／ROC、cross-validation、hyperparameter</w:t>
             </w:r>
           </w:p>
         </w:tc>
@@ -8776,7 +9705,7 @@
               <w:rPr>
                 <w:sz w:val="19"/>
               </w:rPr>
-              <w:t>一切技術問題</w:t>
+              <w:t>一切實作問題</w:t>
             </w:r>
           </w:p>
         </w:tc>
@@ -8792,49 +9721,10 @@
         <w:rPr>
           <w:b/>
         </w:rPr>
-        <w:t>三種站得住腳的交棒方式（英文原話見附錄）：</w:t>
-      </w:r>
-    </w:p>
-    <w:p>
-      <w:pPr>
-        <w:pStyle w:val="ListNumber"/>
-      </w:pPr>
-      <w:r>
-        <w:rPr>
-          <w:b/>
-        </w:rPr>
-        <w:t>拉返去決策</w:t>
+        <w:t>不要扮識的是「深度」，不是「技術」。</w:t>
       </w:r>
       <w:r>
-        <w:t xml:space="preserve"> —— 「我沒法告訴你它怎樣加權那一項。我可以告訴你，當一個經理收到那個數字、而且要據此行動時會發生什麼 —— 而那才是出問題的地方。」</w:t>
-      </w:r>
-    </w:p>
-    <w:p>
-      <w:pPr>
-        <w:pStyle w:val="ListNumber"/>
-      </w:pPr>
-      <w:r>
-        <w:rPr>
-          <w:b/>
-        </w:rPr>
-        <w:t>交給 Dr Lee</w:t>
-      </w:r>
-      <w:r>
-        <w:t xml:space="preserve"> —— 「那是建模問題，他比我適合。先擱住。」</w:t>
-      </w:r>
-    </w:p>
-    <w:p>
-      <w:pPr>
-        <w:pStyle w:val="ListNumber"/>
-      </w:pPr>
-      <w:r>
-        <w:rPr>
-          <w:b/>
-        </w:rPr>
-        <w:t>講唔知</w:t>
-      </w:r>
-      <w:r>
-        <w:t xml:space="preserve"> —— 「我不知道。我的直覺是 X，但不要引用我。」</w:t>
+        <w:t xml:space="preserve"> 在 13 個研究生的房間裡扮識演算法一定會被拆穿；但如果連 threshold 是什麼都講不出，你失去的更多。</w:t>
       </w:r>
     </w:p>
     <w:p>
@@ -8842,10 +9732,7 @@
         <w:rPr>
           <w:b/>
         </w:rPr>
-        <w:t>技術和法律都不要扮識。</w:t>
-      </w:r>
-      <w:r>
-        <w:t xml:space="preserve"> 在 13 個研究生的房間裡你一定會被拆穿，而代價是你在香港內容上的權威 —— 而那正正是他們在其他地方拿不到的部分。</w:t>
+        <w:t>每堂的確實落點、十個必備術語的英文原話、給 Dr Lee 的協調電郵：見另一份《技術連繫指南》。</w:t>
       </w:r>
     </w:p>
     <w:p>
@@ -8925,10 +9812,10 @@
         <w:rPr>
           <w:b/>
         </w:rPr>
-        <w:t>重疊。</w:t>
+        <w:t>銜接（不是避開重疊）。</w:t>
       </w:r>
       <w:r>
-        <w:t xml:space="preserve"> 有沒有他會講、你應該避開的東西。</w:t>
+        <w:t xml:space="preserve"> 告訴他你會用非技術語言 set 起哪幾個概念 —— 模型結構 vs 假設、甄選效度、proxy variable、confusion matrix、threshold、class imbalance、data leakage、predictive ≠ cause —— 他可以直接接住往下講，不用從頭來過。電郵範本見《技術連繫指南》第六節。</w:t>
       </w:r>
     </w:p>
     <w:p>

--- a/teaching/FINT508/客席講者教學安排_四個星期日.docx
+++ b/teaching/FINT508/客席講者教學安排_四個星期日.docx
@@ -324,7 +324,7 @@
                 <w:b/>
                 <w:sz w:val="19"/>
               </w:rPr>
-              <w:t>外地來港讀碩士</w:t>
+              <w:t>碩士生，本地生與外地生混合</w:t>
             </w:r>
           </w:p>
         </w:tc>
@@ -359,7 +359,20 @@
               <w:rPr>
                 <w:sz w:val="19"/>
               </w:rPr>
-              <w:t>。更重要的是：他們大部分打算留港工作，而香港的人才入境安排正正就是為他們而設 —— 這是你最強的切入點（第三章）。</w:t>
+              <w:t>。</w:t>
+            </w:r>
+            <w:r>
+              <w:rPr>
+                <w:b/>
+                <w:sz w:val="19"/>
+              </w:rPr>
+              <w:t>房裡有兩種身分，開場必須兩種都有位置</w:t>
+            </w:r>
+            <w:r>
+              <w:rPr>
+                <w:sz w:val="19"/>
+              </w:rPr>
+              <w:t>（見 3.3）：外地生是入境安排針對的那一群；本地生是那些安排要與之並存的勞動力，而且對香港職場的實際觀察可能比你久。兩邊都打算留港工作。</w:t>
             </w:r>
           </w:p>
         </w:tc>
@@ -1739,7 +1752,14 @@
               <w:rPr>
                 <w:sz w:val="19"/>
               </w:rPr>
-              <w:t>這就是金融科技的人才供應，而課室裡每一個人都是其中一員</w:t>
+              <w:t>這就是金融科技的人才供應。</w:t>
+            </w:r>
+            <w:r>
+              <w:rPr>
+                <w:b/>
+                <w:sz w:val="19"/>
+              </w:rPr>
+              <w:t>外地生是安排本身的對象；本地生將來就是要處理、計算並規劃這些安排的那個 HR</w:t>
             </w:r>
           </w:p>
         </w:tc>
@@ -2986,15 +3006,10 @@
         <w:rPr>
           <w:b/>
         </w:rPr>
-        <w:t>這班學生本身就是香港金融科技的人才供應鏈</w:t>
+        <w:t>這班學生本身就在香港金融科技的人才供應鏈裡面</w:t>
       </w:r>
       <w:r>
-        <w:t xml:space="preserve"> —— 他們是本地經評審課程的非本地畢業生，正正就是 IANG 為之而設的那一群人。</w:t>
-      </w:r>
-    </w:p>
-    <w:p>
-      <w:r>
-        <w:t>第一堂頭五分鐘用它：</w:t>
+        <w:t>。</w:t>
       </w:r>
     </w:p>
     <w:p>
@@ -3002,12 +3017,60 @@
         <w:pStyle w:val="IntenseQuote"/>
       </w:pPr>
       <w:r>
-        <w:t>「在座每一位，此刻都是香港人才策略裡的一個數據點。你們是香港課程的非本地畢業生，即是說有一項入境安排是專為你們這種人而設的；而這個城市裡有金融科技公司，它們的人力規劃假設了你們的存在。接下來四個星期日，我們要看的就是那些公司在請人、畀人工、留人時所做的決定 —— 由桌子的另一邊看過去。到第四個星期日，你應該有能力用一個 HR Director 的眼光去讀一封香港的聘書。」</w:t>
+        <w:rPr>
+          <w:b/>
+        </w:rPr>
+        <w:t>但班上本地生與外地生混合，所以開場必須給兩種身分各自一個角色</w:t>
+      </w:r>
+      <w:r>
+        <w:t xml:space="preserve"> —— 不能說「你們都是非本地畢業生」，那會在第一堂頭五分鐘把本地生推出局。</w:t>
       </w:r>
     </w:p>
     <w:p>
       <w:r>
-        <w:t>這一段把整個系列由「一個科目」變成「你的前途」，而且它是真的。</w:t>
+        <w:t>第一堂頭五分鐘這樣用：</w:t>
+      </w:r>
+    </w:p>
+    <w:p>
+      <w:pPr>
+        <w:pStyle w:val="IntenseQuote"/>
+      </w:pPr>
+      <w:r>
+        <w:t>「在座每一位，已經身處香港的人才策略之內 —— 但方式不一樣。你們有些是香港課程的非本地畢業生，即是說有一項入境安排是專為你們這種人而設；有些是本地生，即是說你們正是那些安排要與之並存的勞動力，而且你們由內部觀察這個市場的時間，遠比我對你們說話的時間長。無論哪一種，這個城市裡都有金融科技公司，它們的人力規劃假設了你們的存在。接下來四個星期日，我們要看的就是那些公司在請人、畀人工、留人時所做的決定 —— 由桌子的另一邊看過去。到第四個星期日，你應該有能力用一個 HR Director 的眼光去讀一封香港的聘書。」</w:t>
+      </w:r>
+    </w:p>
+    <w:p>
+      <w:r>
+        <w:t>這一段把整個系列由「一個科目」變成「你的前途」，而且對兩種身分都是真的。</w:t>
+      </w:r>
+    </w:p>
+    <w:p>
+      <w:r>
+        <w:rPr>
+          <w:b/>
+        </w:rPr>
+        <w:t>然後舉手兩次，不要只問一條：</w:t>
+      </w:r>
+    </w:p>
+    <w:p>
+      <w:pPr>
+        <w:pStyle w:val="ListBullet"/>
+      </w:pPr>
+      <w:r>
+        <w:t>"Who is planning to work in Hong Kong after graduating?"</w:t>
+      </w:r>
+    </w:p>
+    <w:p>
+      <w:pPr>
+        <w:pStyle w:val="ListBullet"/>
+      </w:pPr>
+      <w:r>
+        <w:t>"And who has already been through a Hong Kong hiring process — applied, interviewed, been rejected?"</w:t>
+      </w:r>
+    </w:p>
+    <w:p>
+      <w:r>
+        <w:t>第二條把「求職者視角」變成全班共有的資產，不分本地外地 —— 之後四堂都可以拉回來用。</w:t>
       </w:r>
     </w:p>
     <w:p>
@@ -3026,10 +3089,19 @@
         <w:rPr>
           <w:b/>
         </w:rPr>
-        <w:t>香港是錨，本土市場是三至五分鐘的對照。</w:t>
+        <w:t>香港是錨，對照是三至五分鐘。</w:t>
       </w:r>
       <w:r>
-        <w:t xml:space="preserve"> 每堂一條，時間要收得緊：</w:t>
+        <w:t xml:space="preserve"> 而且因為班上混合，</w:t>
+      </w:r>
+      <w:r>
+        <w:rPr>
+          <w:b/>
+        </w:rPr>
+        <w:t>對照可以雙向走</w:t>
+      </w:r>
+      <w:r>
+        <w:t xml:space="preserve"> —— 外地生給國際比較，本地生給現實核對（法例怎樣寫，和市場實際怎樣做，是兩件事，而他們知道）。每堂一條：</w:t>
       </w:r>
     </w:p>
     <w:tbl>
@@ -3136,7 +3208,20 @@
               <w:rPr>
                 <w:sz w:val="19"/>
               </w:rPr>
-              <w:t>「在你熟悉的市場，減人手有幾難？香港異常有彈性 —— 你嗰邊呢？」</w:t>
+              <w:t>外地生：「在你熟悉的市場，減人手有幾難？香港異常有彈性 —— 你嗰邊呢？」&lt;br&gt;</w:t>
+            </w:r>
+            <w:r>
+              <w:rPr>
+                <w:b/>
+                <w:sz w:val="19"/>
+              </w:rPr>
+              <w:t>本地生：</w:t>
+            </w:r>
+            <w:r>
+              <w:rPr>
+                <w:sz w:val="19"/>
+              </w:rPr>
+              <w:t>「我啱啱講咗法例容許啲乜。揾過工嗰啲 —— 你哋實際見到嘅係咪咁？」</w:t>
             </w:r>
           </w:p>
         </w:tc>
@@ -3288,10 +3373,38 @@
         <w:rPr>
           <w:b/>
         </w:rPr>
-        <w:t>措辭規則：</w:t>
+        <w:t>兩條措辭規則（兩邊都適用）：</w:t>
       </w:r>
       <w:r>
-        <w:t xml:space="preserve"> 永遠用「in a market you know well…」，不要用「how do they do it in India?」。要邀請，不要點名某人做某個國家的代表。</w:t>
+        <w:t xml:space="preserve"> 永遠用「in a market you know well…」，不要用「how do they do it in India?」。同樣地，</w:t>
+      </w:r>
+      <w:r>
+        <w:rPr>
+          <w:b/>
+        </w:rPr>
+        <w:t>不要指着一個本地生說</w:t>
+      </w:r>
+      <w:r>
+        <w:t>「you're local, tell us how Hong Kong works」—— 一個本地生不是香港的代表，正如一個印度生不是印度的代表。要邀請，不要點名。</w:t>
+      </w:r>
+    </w:p>
+    <w:p>
+      <w:r>
+        <w:rPr>
+          <w:b/>
+        </w:rPr>
+        <w:t>並且要有心理準備：</w:t>
+      </w:r>
+      <w:r>
+        <w:t xml:space="preserve"> 在某些地方本地生對香港職場的認識會多過你（他們剛找完工）。不要防衛，用這一句：</w:t>
+      </w:r>
+    </w:p>
+    <w:p>
+      <w:pPr>
+        <w:pStyle w:val="IntenseQuote"/>
+      </w:pPr>
+      <w:r>
+        <w:t>"That's useful — and it's exactly the gap this course is about. I've given you what the rule allows. You're telling me what the market actually does. The difference is where the analytics lives."</w:t>
       </w:r>
     </w:p>
     <w:p>
@@ -5045,7 +5158,20 @@
               <w:rPr>
                 <w:sz w:val="19"/>
               </w:rPr>
-              <w:t>第 3.3 節。IANG，以及一室非本地畢業生本身就是城市人才策略一部分這件事。舉手：「打算畢業後留港工作的？」</w:t>
+              <w:t>第 3.3 節。</w:t>
+            </w:r>
+            <w:r>
+              <w:rPr>
+                <w:b/>
+                <w:sz w:val="19"/>
+              </w:rPr>
+              <w:t>兩種身分各自的角色</w:t>
+            </w:r>
+            <w:r>
+              <w:rPr>
+                <w:sz w:val="19"/>
+              </w:rPr>
+              <w:t>（本地生＝將來處理這些安排的 HR）。舉手兩次：「打算畢業後留港工作的？」＋「已經行過香港招聘流程的？」</w:t>
             </w:r>
           </w:p>
         </w:tc>
@@ -10404,7 +10530,7 @@
         <w:rPr>
           <w:b/>
         </w:rPr>
-        <w:t>開場「你們就是數據」</w:t>
+        <w:t>開場「你們就是數據」（混合班版）</w:t>
       </w:r>
     </w:p>
     <w:p>
@@ -10412,7 +10538,7 @@
         <w:pStyle w:val="IntenseQuote"/>
       </w:pPr>
       <w:r>
-        <w:t>"Everyone in this room is, right now, a data point in Hong Kong's talent strategy. You are non-local graduates of a Hong Kong programme, which means there is an immigration arrangement built specifically for people like you, and there are FinTech firms in this city whose workforce plans assume you exist. Over the next four Sundays we are going to look at the hiring, paying and retention decisions those firms make — from the other side of the desk. By Sunday 4 you should be able to read a Hong Kong job offer the way an HR director reads it."</w:t>
+        <w:t>"Everyone in this room is already inside Hong Kong's talent strategy — but not in the same way. Some of you are non-local graduates of a Hong Kong programme, which means there is an immigration arrangement built specifically for people like you. Some of you are local, which means you are the workforce those arrangements were designed to sit alongside — and you have been reading this market from the inside far longer than I have been talking to you. Either way, there are FinTech firms in this city whose workforce plans assume you exist. For the next four Sundays we are going to look at the hiring, paying and retention decisions those firms make — from the other side of the desk. By Sunday 4, you should be able to read a Hong Kong job offer the way an HR director reads it."</w:t>
       </w:r>
     </w:p>
     <w:p>

--- a/teaching/FINT508/客席講者教學安排_四個星期日.docx
+++ b/teaching/FINT508/客席講者教學安排_四個星期日.docx
@@ -4895,6 +4895,48 @@
       </w:r>
     </w:p>
     <w:p>
+      <w:pPr>
+        <w:pStyle w:val="IntenseQuote"/>
+      </w:pPr>
+      <w:r>
+        <w:rPr>
+          <w:b/>
+        </w:rPr>
+        <w:t>本堂理論（新增）：</w:t>
+      </w:r>
+      <w:r>
+        <w:t xml:space="preserve"> Theory A ＝ Resource-Based View → VRIO（Barney 1991）　·　Theory B ＝ Human Capital Theory：general vs firm-specific（Becker 1964）</w:t>
+      </w:r>
+    </w:p>
+    <w:p>
+      <w:r>
+        <w:t>&gt;</w:t>
+      </w:r>
+    </w:p>
+    <w:p>
+      <w:pPr>
+        <w:pStyle w:val="IntenseQuote"/>
+      </w:pPr>
+      <w:r>
+        <w:rPr>
+          <w:b/>
+        </w:rPr>
+        <w:t>流程表已改版</w:t>
+      </w:r>
+      <w:r>
+        <w:t>成六步循環（片 → HR 術語 → 理論 → 實例驗證 → 學生實例／活動 → 好處壞處）——</w:t>
+      </w:r>
+      <w:r>
+        <w:rPr>
+          <w:b/>
+        </w:rPr>
+        <w:t>時間分配以《理論骨幹與每堂結構》第三節為準</w:t>
+      </w:r>
+      <w:r>
+        <w:t>。下面的流程表保留作活動、內容與準備細節的參考。</w:t>
+      </w:r>
+    </w:p>
+    <w:p>
       <w:r>
         <w:rPr>
           <w:b/>
@@ -5880,6 +5922,48 @@
       </w:pPr>
       <w:r>
         <w:t>七、星期日 2 —— 香港的招聘與甄選</w:t>
+      </w:r>
+    </w:p>
+    <w:p>
+      <w:pPr>
+        <w:pStyle w:val="IntenseQuote"/>
+      </w:pPr>
+      <w:r>
+        <w:rPr>
+          <w:b/>
+        </w:rPr>
+        <w:t>本堂理論（新增）：</w:t>
+      </w:r>
+      <w:r>
+        <w:t xml:space="preserve"> Theory A ＝ Signalling Theory（Spence 1973）　·　Theory B ＝ Attraction–Selection–Attrition（Schneider 1987）</w:t>
+      </w:r>
+    </w:p>
+    <w:p>
+      <w:r>
+        <w:t>&gt;</w:t>
+      </w:r>
+    </w:p>
+    <w:p>
+      <w:pPr>
+        <w:pStyle w:val="IntenseQuote"/>
+      </w:pPr>
+      <w:r>
+        <w:rPr>
+          <w:b/>
+        </w:rPr>
+        <w:t>流程表已改版</w:t>
+      </w:r>
+      <w:r>
+        <w:t>成六步循環（片 → HR 術語 → 理論 → 實例驗證 → 學生實例／活動 → 好處壞處）——</w:t>
+      </w:r>
+      <w:r>
+        <w:rPr>
+          <w:b/>
+        </w:rPr>
+        <w:t>時間分配以《理論骨幹與每堂結構》第四節為準</w:t>
+      </w:r>
+      <w:r>
+        <w:t>。下面的流程表保留作活動、內容與準備細節的參考。</w:t>
       </w:r>
     </w:p>
     <w:p>
@@ -6813,6 +6897,48 @@
       </w:r>
     </w:p>
     <w:p>
+      <w:pPr>
+        <w:pStyle w:val="IntenseQuote"/>
+      </w:pPr>
+      <w:r>
+        <w:rPr>
+          <w:b/>
+        </w:rPr>
+        <w:t>本堂理論（新增）：</w:t>
+      </w:r>
+      <w:r>
+        <w:t xml:space="preserve"> Theory A ＝ Equity Theory（Adams 1963/65）　·　Theory B ＝ Agency Theory（Jensen &amp; Meckling 1976）</w:t>
+      </w:r>
+    </w:p>
+    <w:p>
+      <w:r>
+        <w:t>&gt;</w:t>
+      </w:r>
+    </w:p>
+    <w:p>
+      <w:pPr>
+        <w:pStyle w:val="IntenseQuote"/>
+      </w:pPr>
+      <w:r>
+        <w:rPr>
+          <w:b/>
+        </w:rPr>
+        <w:t>流程表已改版</w:t>
+      </w:r>
+      <w:r>
+        <w:t>成六步循環（片 → HR 術語 → 理論 → 實例驗證 → 學生實例／活動 → 好處壞處）——</w:t>
+      </w:r>
+      <w:r>
+        <w:rPr>
+          <w:b/>
+        </w:rPr>
+        <w:t>時間分配以《理論骨幹與每堂結構》第五節為準</w:t>
+      </w:r>
+      <w:r>
+        <w:t>。下面的流程表保留作活動、內容與準備細節的參考。</w:t>
+      </w:r>
+    </w:p>
+    <w:p>
       <w:r>
         <w:rPr>
           <w:b/>
@@ -7717,6 +7843,48 @@
       </w:pPr>
       <w:r>
         <w:t>九、星期日 4 —— 香港的人員流失預測</w:t>
+      </w:r>
+    </w:p>
+    <w:p>
+      <w:pPr>
+        <w:pStyle w:val="IntenseQuote"/>
+      </w:pPr>
+      <w:r>
+        <w:rPr>
+          <w:b/>
+        </w:rPr>
+        <w:t>本堂理論（新增）：</w:t>
+      </w:r>
+      <w:r>
+        <w:t xml:space="preserve"> Theory A ＝ Turnover process models（March &amp; Simon 1958 → Mobley 1977）　·　Theory B ＝ Job Embeddedness（Mitchell et al. 2001）</w:t>
+      </w:r>
+    </w:p>
+    <w:p>
+      <w:r>
+        <w:t>&gt;</w:t>
+      </w:r>
+    </w:p>
+    <w:p>
+      <w:pPr>
+        <w:pStyle w:val="IntenseQuote"/>
+      </w:pPr>
+      <w:r>
+        <w:rPr>
+          <w:b/>
+        </w:rPr>
+        <w:t>流程表已改版</w:t>
+      </w:r>
+      <w:r>
+        <w:t>成六步循環（片 → HR 術語 → 理論 → 實例驗證 → 學生實例／活動 → 好處壞處）——</w:t>
+      </w:r>
+      <w:r>
+        <w:rPr>
+          <w:b/>
+        </w:rPr>
+        <w:t>時間分配以《理論骨幹與每堂結構》第六節為準</w:t>
+      </w:r>
+      <w:r>
+        <w:t>。下面的流程表保留作活動、內容與準備細節的參考。</w:t>
       </w:r>
     </w:p>
     <w:p>
@@ -10066,6 +10234,20 @@
       </w:pPr>
       <w:r>
         <w:t>一個你自己的親身故事做開場</w:t>
+      </w:r>
+    </w:p>
+    <w:p>
+      <w:pPr>
+        <w:pStyle w:val="ListBullet"/>
+      </w:pPr>
+      <w:r>
+        <w:rPr>
+          <w:b/>
+        </w:rPr>
+        <w:t>兩個理論的完整引用格式做成一版投影片</w:t>
+      </w:r>
+      <w:r>
+        <w:t>（學生 AT3 論文要引）</w:t>
       </w:r>
     </w:p>
     <w:p>

--- a/teaching/FINT508/客席講者教學安排_四個星期日.docx
+++ b/teaching/FINT508/客席講者教學安排_四個星期日.docx
@@ -4934,6 +4934,43 @@
       </w:r>
       <w:r>
         <w:t>。下面的流程表保留作活動、內容與準備細節的參考。</w:t>
+      </w:r>
+    </w:p>
+    <w:p>
+      <w:r>
+        <w:t>&gt;</w:t>
+      </w:r>
+    </w:p>
+    <w:p>
+      <w:pPr>
+        <w:pStyle w:val="IntenseQuote"/>
+      </w:pPr>
+      <w:r>
+        <w:rPr>
+          <w:b/>
+        </w:rPr>
+        <w:t>注意：</w:t>
+      </w:r>
+      <w:r>
+        <w:t xml:space="preserve"> 理論本身多數</w:t>
+      </w:r>
+      <w:r>
+        <w:rPr>
+          <w:b/>
+        </w:rPr>
+        <w:t>不在</w:t>
+      </w:r>
+      <w:r>
+        <w:t>課程大綱的參考書目內（只有 RBV／人力資本例外）—— 大綱的文獻是同題材的</w:t>
+      </w:r>
+      <w:r>
+        <w:rPr>
+          <w:b/>
+        </w:rPr>
+        <w:t>實證</w:t>
+      </w:r>
+      <w:r>
+        <w:t>，不是理論出處。分別見《理論骨幹與每堂結構》第二節。</w:t>
       </w:r>
     </w:p>
     <w:p>
